--- a/docs/Data_Instructions_Cashy_Oversight_Challenge.docx
+++ b/docs/Data_Instructions_Cashy_Oversight_Challenge.docx
@@ -660,7 +660,7 @@
           <w:sz w:val="22"/>
           <w:szCs w:val="22"/>
         </w:rPr>
-        <w:t xml:space="preserve">This is a 48 to 72 hour hackathon. Design with an innovation mindset out of the box, but stay on the research question: what changes what a caseworker does with an AI recommendation, and how can the institution see it. We are open to diverse solution types, including but not limited to a combination of the following:</w:t>
+        <w:t xml:space="preserve">This is a 48-hour hackathon. Design with an innovation mindset out of the box, but stay on the research question: what changes what a caseworker does with an AI recommendation, and how can the institution see it. We are open to diverse solution types, including but not limited to a combination of the following:</w:t>
       </w:r>
     </w:p>
     <w:p>
